--- a/docs/Abgabe_Zeiterfassung.docx
+++ b/docs/Abgabe_Zeiterfassung.docx
@@ -256,7 +256,7 @@
               <w:rPr>
                 <w:sz w:val="17"/>
               </w:rPr>
-              <w:t>Login mit Rollen user / admin; Admin sieht alle Mitarbeitenden (/admin)</w:t>
+              <w:t>Login mit Rollen user / admin; Admin sieht alle Mitarbeitenden und kann Eintraege korrigieren</w:t>
             </w:r>
           </w:p>
         </w:tc>
@@ -1488,7 +1488,7 @@
               <w:rPr>
                 <w:sz w:val="17"/>
               </w:rPr>
-              <w:t>Rolle admin erforderlich für /admin; user sieht ausschliesslich eigene Einträge</w:t>
+              <w:t>Rolle admin erforderlich für /admin sowie für Korrigieren und Entfernen; user sieht nur eigene Einträge und kann nichts Fremdes ändern</w:t>
             </w:r>
           </w:p>
         </w:tc>
@@ -2043,6 +2043,15 @@
       </w:r>
     </w:p>
     <w:p>
+      <w:r>
+        <w:rPr>
+          <w:b w:val="0"/>
+          <w:i w:val="0"/>
+        </w:rPr>
+        <w:t>Auch Korrekturen durch den Admin überschreiben nichts. Eine Änderung wird als eigener Datensatz (type: correction) angehängt und erst beim Lesen auf den Originaleintrag angewendet; ein Entfernen ist ein type: delete-Datensatz. Damit bleibt jede Änderung an einer Arbeitszeit nachvollziehbar – wer sie wann gemacht hat, steht im Log und wird in der Admin-Ansicht angezeigt. Bei Arbeitszeiten ist das kein Detail, sondern die Voraussetzung dafür, dass die Erfassung überhaupt belastbar ist.</w:t>
+      </w:r>
+    </w:p>
+    <w:p>
       <w:pPr>
         <w:pStyle w:val="Heading1"/>
       </w:pPr>
@@ -2424,7 +2433,7 @@
           <w:b w:val="0"/>
           <w:i w:val="0"/>
         </w:rPr>
-        <w:t>Automatisierte Tests – python3 app/test_app.py, 26 Tests, 0 Fehler: Health/Ready, Login inkl. Fehlversuch, CSRF-Ablehnung, alle vier Übergänge, unerlaubter Doppelübergang (409), unbekannte Aktion (400), JSONL-Persistenz, XSS-Escaping, Längenbegrenzung, RBAC (user → 403, admin → 200), Sicherheitsheader, /ready → 503 bei kaputtem Datenpfad bei gleichzeitig weiterhin gesundem /health.</w:t>
+        <w:t>Automatisierte Tests – python3 app/test_app.py, 47 Tests, 0 Fehler: Health/Ready, Login inkl. Fehlversuch, CSRF-Ablehnung, alle vier Übergänge, unerlaubter Doppelübergang (409), unbekannte Aktion (400), JSONL-Persistenz, XSS-Escaping, Längenbegrenzung, RBAC (user → 403, admin → 200), Sicherheitsheader, /ready → 503 bei kaputtem Datenpfad bei gleichzeitig weiterhin gesundem /health, sowie Admin-Korrekturen inklusive Nachweis, dass das Log wächst statt überschrieben zu werden.</w:t>
       </w:r>
     </w:p>
     <w:p>

--- a/docs/Abgabe_Zeiterfassung.docx
+++ b/docs/Abgabe_Zeiterfassung.docx
@@ -256,7 +256,43 @@
               <w:rPr>
                 <w:sz w:val="17"/>
               </w:rPr>
-              <w:t>Login mit Rollen user / admin; Admin sieht alle Mitarbeitenden und kann Eintraege korrigieren</w:t>
+              <w:t>Login mit Rollen user / admin</w:t>
+            </w:r>
+          </w:p>
+        </w:tc>
+      </w:tr>
+      <w:tr>
+        <w:tc>
+          <w:tcPr>
+            <w:tcW w:type="dxa" w:w="1814"/>
+          </w:tcPr>
+          <w:p>
+            <w:pPr>
+              <w:spacing w:after="20"/>
+            </w:pPr>
+            <w:r/>
+            <w:r>
+              <w:rPr>
+                <w:sz w:val="17"/>
+              </w:rPr>
+              <w:t>Admin-Ansicht</w:t>
+            </w:r>
+          </w:p>
+        </w:tc>
+        <w:tc>
+          <w:tcPr>
+            <w:tcW w:type="dxa" w:w="7824"/>
+          </w:tcPr>
+          <w:p>
+            <w:pPr>
+              <w:spacing w:after="20"/>
+            </w:pPr>
+            <w:r/>
+            <w:r>
+              <w:rPr>
+                <w:sz w:val="17"/>
+              </w:rPr>
+              <w:t>Filter nach Datum, Benutzer, Aktion und Notiztext; Einträge korrigieren, entfernen und für andere nachtragen</w:t>
             </w:r>
           </w:p>
         </w:tc>
@@ -1488,7 +1524,7 @@
               <w:rPr>
                 <w:sz w:val="17"/>
               </w:rPr>
-              <w:t>Rolle admin erforderlich für /admin sowie für Korrigieren und Entfernen; user sieht nur eigene Einträge und kann nichts Fremdes ändern</w:t>
+              <w:t>Rolle admin erforderlich für /admin sowie für Korrigieren, Entfernen und Nachtragen; user sieht nur eigene Einträge und kann nichts Fremdes ändern</w:t>
             </w:r>
           </w:p>
         </w:tc>
@@ -1788,6 +1824,78 @@
               <w:rPr>
                 <w:sz w:val="17"/>
               </w:rPr>
+              <w:t>Filterwerte geprüft</w:t>
+            </w:r>
+          </w:p>
+        </w:tc>
+        <w:tc>
+          <w:tcPr>
+            <w:tcW w:type="dxa" w:w="7030"/>
+          </w:tcPr>
+          <w:p>
+            <w:pPr>
+              <w:spacing w:after="20"/>
+            </w:pPr>
+            <w:r/>
+            <w:r>
+              <w:rPr>
+                <w:sz w:val="17"/>
+              </w:rPr>
+              <w:t>Nur bekannte Filterfelder werden gelesen; Datum gegen YYYY-MM-DD und Aktion gegen die Whitelist validiert, ungültige Werte werden verworfen</w:t>
+            </w:r>
+          </w:p>
+        </w:tc>
+      </w:tr>
+      <w:tr>
+        <w:tc>
+          <w:tcPr>
+            <w:tcW w:type="dxa" w:w="2608"/>
+          </w:tcPr>
+          <w:p>
+            <w:pPr>
+              <w:spacing w:after="20"/>
+            </w:pPr>
+            <w:r/>
+            <w:r>
+              <w:rPr>
+                <w:sz w:val="17"/>
+              </w:rPr>
+              <w:t>Keine offene Weiterleitung</w:t>
+            </w:r>
+          </w:p>
+        </w:tc>
+        <w:tc>
+          <w:tcPr>
+            <w:tcW w:type="dxa" w:w="7030"/>
+          </w:tcPr>
+          <w:p>
+            <w:pPr>
+              <w:spacing w:after="20"/>
+            </w:pPr>
+            <w:r/>
+            <w:r>
+              <w:rPr>
+                <w:sz w:val="17"/>
+              </w:rPr>
+              <w:t>Das Ziel nach dem Speichern wird aus geprüften Einzelwerten neu gebaut, nie aus einer mitgegebenen URL</w:t>
+            </w:r>
+          </w:p>
+        </w:tc>
+      </w:tr>
+      <w:tr>
+        <w:tc>
+          <w:tcPr>
+            <w:tcW w:type="dxa" w:w="2608"/>
+          </w:tcPr>
+          <w:p>
+            <w:pPr>
+              <w:spacing w:after="20"/>
+            </w:pPr>
+            <w:r/>
+            <w:r>
+              <w:rPr>
+                <w:sz w:val="17"/>
+              </w:rPr>
               <w:t>Sicherheitsheader</w:t>
             </w:r>
           </w:p>
@@ -2049,6 +2157,15 @@
           <w:i w:val="0"/>
         </w:rPr>
         <w:t>Auch Korrekturen durch den Admin überschreiben nichts. Eine Änderung wird als eigener Datensatz (type: correction) angehängt und erst beim Lesen auf den Originaleintrag angewendet; ein Entfernen ist ein type: delete-Datensatz. Damit bleibt jede Änderung an einer Arbeitszeit nachvollziehbar – wer sie wann gemacht hat, steht im Log und wird in der Admin-Ansicht angezeigt. Bei Arbeitszeiten ist das kein Detail, sondern die Voraussetzung dafür, dass die Erfassung überhaupt belastbar ist.</w:t>
+      </w:r>
+    </w:p>
+    <w:p>
+      <w:r>
+        <w:rPr>
+          <w:b w:val="0"/>
+          <w:i w:val="0"/>
+        </w:rPr>
+        <w:t>Ein vom Admin nachgetragener Eintrag trägt zusätzlich created_by und wird in der Liste als Nachtrag ausgewiesen. So bleibt unterscheidbar, was der Mitarbeitende selbst gestempelt hat und was jemand für ihn eingetragen hat – etwa nach einer versehentlichen Löschung.</w:t>
       </w:r>
     </w:p>
     <w:p>
@@ -2433,7 +2550,7 @@
           <w:b w:val="0"/>
           <w:i w:val="0"/>
         </w:rPr>
-        <w:t>Automatisierte Tests – python3 app/test_app.py, 47 Tests, 0 Fehler: Health/Ready, Login inkl. Fehlversuch, CSRF-Ablehnung, alle vier Übergänge, unerlaubter Doppelübergang (409), unbekannte Aktion (400), JSONL-Persistenz, XSS-Escaping, Längenbegrenzung, RBAC (user → 403, admin → 200), Sicherheitsheader, /ready → 503 bei kaputtem Datenpfad bei gleichzeitig weiterhin gesundem /health, sowie Admin-Korrekturen inklusive Nachweis, dass das Log wächst statt überschrieben zu werden.</w:t>
+        <w:t>Automatisierte Tests – python3 app/test_app.py, 76 Tests, 0 Fehler: Health/Ready, Login inkl. Fehlversuch, CSRF-Ablehnung, alle vier Übergänge, unerlaubter Doppelübergang (409), unbekannte Aktion (400), JSONL-Persistenz, XSS-Escaping, Längenbegrenzung, RBAC (user → 403, admin → 200), Sicherheitsheader, /ready → 503 bei kaputtem Datenpfad bei gleichzeitig weiterhin gesundem /health, Admin-Korrekturen inklusive Nachweis, dass das Log wächst statt überschrieben zu werden, Nachträge mit Kennzeichnung sowie alle Filter einzeln und kombiniert.</w:t>
       </w:r>
     </w:p>
     <w:p>
@@ -2535,6 +2652,15 @@
       </w:pPr>
       <w:r>
         <w:t>Die Login-Bremse ist prozesslokal. Bei mehreren Replicas zählt jeder Pod eigene Fehlversuche; produktiv gehörte das in einen gemeinsamen Speicher.</w:t>
+      </w:r>
+    </w:p>
+    <w:p>
+      <w:pPr>
+        <w:pStyle w:val="ListBullet"/>
+        <w:spacing w:after="40"/>
+      </w:pPr>
+      <w:r>
+        <w:t>Nachträge prüfen die Reihenfolge nicht. Ein Admin kann bewusst ein zweites EIN einfügen, ohne dass der Zustandsautomat das verhindert – sonst liesse sich eine kaputte Folge gar nicht erst reparieren. Eine Plausibilitätsprüfung über den ganzen Tag gibt es nicht.</w:t>
       </w:r>
     </w:p>
     <w:sectPr>

--- a/docs/Abgabe_Zeiterfassung.docx
+++ b/docs/Abgabe_Zeiterfassung.docx
@@ -239,6 +239,42 @@
               <w:rPr>
                 <w:sz w:val="17"/>
               </w:rPr>
+              <w:t>Zeitzone</w:t>
+            </w:r>
+          </w:p>
+        </w:tc>
+        <w:tc>
+          <w:tcPr>
+            <w:tcW w:type="dxa" w:w="7824"/>
+          </w:tcPr>
+          <w:p>
+            <w:pPr>
+              <w:spacing w:after="20"/>
+            </w:pPr>
+            <w:r/>
+            <w:r>
+              <w:rPr>
+                <w:sz w:val="17"/>
+              </w:rPr>
+              <w:t>Speicherung in UTC, Anzeige und Eingabe in Ortszeit (Europe/Zurich)</w:t>
+            </w:r>
+          </w:p>
+        </w:tc>
+      </w:tr>
+      <w:tr>
+        <w:tc>
+          <w:tcPr>
+            <w:tcW w:type="dxa" w:w="1814"/>
+          </w:tcPr>
+          <w:p>
+            <w:pPr>
+              <w:spacing w:after="20"/>
+            </w:pPr>
+            <w:r/>
+            <w:r>
+              <w:rPr>
+                <w:sz w:val="17"/>
+              </w:rPr>
               <w:t>Benutzer</w:t>
             </w:r>
           </w:p>
@@ -292,7 +328,7 @@
               <w:rPr>
                 <w:sz w:val="17"/>
               </w:rPr>
-              <w:t>Filter nach Datum, Benutzer, Aktion und Notiztext; Einträge korrigieren, entfernen und für andere nachtragen</w:t>
+              <w:t>Filter nach Datum, Benutzer, Aktion und Notiztext; erfasste Zeit je Benutzer im Zeitraum; Einträge korrigieren, entfernen und für andere nachtragen</w:t>
             </w:r>
           </w:p>
         </w:tc>
@@ -2550,7 +2586,7 @@
           <w:b w:val="0"/>
           <w:i w:val="0"/>
         </w:rPr>
-        <w:t>Automatisierte Tests – python3 app/test_app.py, 76 Tests, 0 Fehler: Health/Ready, Login inkl. Fehlversuch, CSRF-Ablehnung, alle vier Übergänge, unerlaubter Doppelübergang (409), unbekannte Aktion (400), JSONL-Persistenz, XSS-Escaping, Längenbegrenzung, RBAC (user → 403, admin → 200), Sicherheitsheader, /ready → 503 bei kaputtem Datenpfad bei gleichzeitig weiterhin gesundem /health, Admin-Korrekturen inklusive Nachweis, dass das Log wächst statt überschrieben zu werden, Nachträge mit Kennzeichnung sowie alle Filter einzeln und kombiniert.</w:t>
+        <w:t>Automatisierte Tests – python3 app/test_app.py, 95 Tests, 0 Fehler: Health/Ready, Login inkl. Fehlversuch, CSRF-Ablehnung, alle vier Übergänge, unerlaubter Doppelübergang (409), unbekannte Aktion (400), JSONL-Persistenz, XSS-Escaping, Längenbegrenzung, RBAC (user → 403, admin → 200), Sicherheitsheader, /ready → 503 bei kaputtem Datenpfad bei gleichzeitig weiterhin gesundem /health, Admin-Korrekturen inklusive Nachweis, dass das Log wächst statt überschrieben zu werden, Nachträge mit Kennzeichnung sowie alle Filter einzeln und kombiniert.</w:t>
       </w:r>
     </w:p>
     <w:p>
@@ -2634,6 +2670,15 @@
       </w:pPr>
       <w:r>
         <w:t>JSONL ist keine Datenbank. Für den Kursumfang passend, aber ohne Indizes und Transaktionen; bei vielen Mitarbeitenden wird das Lesen linear teuer.</w:t>
+      </w:r>
+    </w:p>
+    <w:p>
+      <w:pPr>
+        <w:pStyle w:val="ListBullet"/>
+        <w:spacing w:after="40"/>
+      </w:pPr>
+      <w:r>
+        <w:t>Die Zeitzone ist fest auf Europe/Zurich. Für einen Betrieb über mehrere Länder müsste sie pro Benutzer hinterlegt werden.</w:t>
       </w:r>
     </w:p>
     <w:p>

--- a/docs/Abgabe_Zeiterfassung.docx
+++ b/docs/Abgabe_Zeiterfassung.docx
@@ -1954,6 +1954,78 @@
           </w:p>
         </w:tc>
       </w:tr>
+      <w:tr>
+        <w:tc>
+          <w:tcPr>
+            <w:tcW w:type="dxa" w:w="2608"/>
+          </w:tcPr>
+          <w:p>
+            <w:pPr>
+              <w:spacing w:after="20"/>
+            </w:pPr>
+            <w:r/>
+            <w:r>
+              <w:rPr>
+                <w:sz w:val="17"/>
+              </w:rPr>
+              <w:t>Kein JavaScript nötig</w:t>
+            </w:r>
+          </w:p>
+        </w:tc>
+        <w:tc>
+          <w:tcPr>
+            <w:tcW w:type="dxa" w:w="7030"/>
+          </w:tcPr>
+          <w:p>
+            <w:pPr>
+              <w:spacing w:after="20"/>
+            </w:pPr>
+            <w:r/>
+            <w:r>
+              <w:rPr>
+                <w:sz w:val="17"/>
+              </w:rPr>
+              <w:t>Die Oberfläche kommt ohne Skripte aus; die CSP bleibt streng, statt für eine Rückfrage 'unsafe-inline' zu erlauben</w:t>
+            </w:r>
+          </w:p>
+        </w:tc>
+      </w:tr>
+      <w:tr>
+        <w:tc>
+          <w:tcPr>
+            <w:tcW w:type="dxa" w:w="2608"/>
+          </w:tcPr>
+          <w:p>
+            <w:pPr>
+              <w:spacing w:after="20"/>
+            </w:pPr>
+            <w:r/>
+            <w:r>
+              <w:rPr>
+                <w:sz w:val="17"/>
+              </w:rPr>
+              <w:t>Kein Zwischenspeichern</w:t>
+            </w:r>
+          </w:p>
+        </w:tc>
+        <w:tc>
+          <w:tcPr>
+            <w:tcW w:type="dxa" w:w="7030"/>
+          </w:tcPr>
+          <w:p>
+            <w:pPr>
+              <w:spacing w:after="20"/>
+            </w:pPr>
+            <w:r/>
+            <w:r>
+              <w:rPr>
+                <w:sz w:val="17"/>
+              </w:rPr>
+              <w:t>Cache-Control: no-store – nach dem Abmelden bleibt keine Seite mit Daten im Browser-Verlauf</w:t>
+            </w:r>
+          </w:p>
+        </w:tc>
+      </w:tr>
     </w:tbl>
     <w:p>
       <w:pPr>
@@ -2586,7 +2658,7 @@
           <w:b w:val="0"/>
           <w:i w:val="0"/>
         </w:rPr>
-        <w:t>Automatisierte Tests – python3 app/test_app.py, 95 Tests, 0 Fehler: Health/Ready, Login inkl. Fehlversuch, CSRF-Ablehnung, alle vier Übergänge, unerlaubter Doppelübergang (409), unbekannte Aktion (400), JSONL-Persistenz, XSS-Escaping, Längenbegrenzung, RBAC (user → 403, admin → 200), Sicherheitsheader, /ready → 503 bei kaputtem Datenpfad bei gleichzeitig weiterhin gesundem /health, Admin-Korrekturen inklusive Nachweis, dass das Log wächst statt überschrieben zu werden, Nachträge mit Kennzeichnung sowie alle Filter einzeln und kombiniert.</w:t>
+        <w:t>Automatisierte Tests – python3 app/test_app.py, 128 Tests, 0 Fehler: Health/Ready, Login inkl. Fehlversuch, CSRF-Ablehnung, alle vier Übergänge, unerlaubter Doppelübergang (409), unbekannte Aktion (400), JSONL-Persistenz, XSS-Escaping, Längenbegrenzung, RBAC (user → 403, admin → 200), Sicherheitsheader, /ready → 503 bei kaputtem Datenpfad bei gleichzeitig weiterhin gesundem /health, Admin-Korrekturen inklusive Nachweis, dass das Log wächst statt überschrieben zu werden, Nachträge mit Kennzeichnung sowie alle Filter einzeln und kombiniert.</w:t>
       </w:r>
     </w:p>
     <w:p>
